--- a/backend/data/corpus/DOC-20231213-114.docx
+++ b/backend/data/corpus/DOC-20231213-114.docx
@@ -63,7 +63,7 @@
           <w:b/>
           <w:sz w:val="21"/>
         </w:rPr>
-        <w:t>Rohan Barrowman, MD, Beacon Hill Neurology Associates, Roanoke, VA (AR)</w:t>
+        <w:t>Hadley Rothsay, MD, Foxglove Health Neurology, Lakeland, FL (AR)</w:t>
       </w:r>
     </w:p>
     <w:p>
@@ -71,7 +71,7 @@
         <w:rPr>
           <w:sz w:val="21"/>
         </w:rPr>
-        <w:t>&gt; Stopped by between clinic blocks for productive conversation.</w:t>
+        <w:t>&gt; Onboarding the epilepsy fellow is the current preoccupation here.</w:t>
       </w:r>
     </w:p>
     <w:p>
@@ -79,7 +79,7 @@
         <w:rPr>
           <w:sz w:val="21"/>
         </w:rPr>
-        <w:t>&gt; The travel schedule this year came up, and little else.</w:t>
+        <w:t>&gt; Noted that coverage paperwork remains the slowest step and that this is not specific to any one product.</w:t>
       </w:r>
     </w:p>
     <w:p>
@@ -87,7 +87,7 @@
         <w:rPr>
           <w:sz w:val="21"/>
         </w:rPr>
-        <w:t>&gt; Benefit verification is step that most often delays start here.</w:t>
+        <w:t>&gt; Asked about my travel schedule, since visits keep landing on the busiest clinic days.</w:t>
       </w:r>
     </w:p>
     <w:p>
@@ -95,47 +95,7 @@
         <w:rPr>
           <w:sz w:val="21"/>
         </w:rPr>
-      </w:r>
-    </w:p>
-    <w:p>
-      <w:r>
-        <w:rPr>
-          <w:b/>
-          <w:sz w:val="21"/>
-        </w:rPr>
-        <w:t>Kiara Prendergast, MD, Saltmarsh Neurological Care Center, Charleston, SC (AR)</w:t>
-      </w:r>
-    </w:p>
-    <w:p>
-      <w:r>
-        <w:rPr>
-          <w:sz w:val="21"/>
-        </w:rPr>
-        <w:t>&gt; Stopped by by scheduling desk for full convo.</w:t>
-      </w:r>
-    </w:p>
-    <w:p>
-      <w:r>
-        <w:rPr>
-          <w:sz w:val="21"/>
-        </w:rPr>
-        <w:t>&gt; Coverage paperwork takes longer than clinical decision, which came up as general frustration.</w:t>
-      </w:r>
-    </w:p>
-    <w:p>
-      <w:r>
-        <w:rPr>
-          <w:sz w:val="21"/>
-        </w:rPr>
-        <w:t>&gt; No specific request this time. Asked about safety and confirmed nothing to report.</w:t>
-      </w:r>
-    </w:p>
-    <w:p>
-      <w:r>
-        <w:rPr>
-          <w:sz w:val="21"/>
-        </w:rPr>
-        <w:t>&gt; Referenced a case series someone forwarded in passing.</w:t>
+        <w:t>&gt; Referral patterns into this clinic have changed, and newly referred pts is bigger share than it was.</w:t>
       </w:r>
     </w:p>
     <w:p>
@@ -159,7 +119,7 @@
           <w:b/>
           <w:sz w:val="21"/>
         </w:rPr>
-        <w:t>Gemma Brannigan, MD, Bayview Health Neurology, Chattanooga, TN (AR)</w:t>
+        <w:t>Kiara Quintrell, MD, Harborlight Epilepsy Center, Portland, ME (AR)</w:t>
       </w:r>
     </w:p>
     <w:p>
@@ -167,7 +127,7 @@
         <w:rPr>
           <w:sz w:val="21"/>
         </w:rPr>
-        <w:t>&gt; A productive meeting in shared office, first one this quarter.</w:t>
+        <w:t>&gt; Described a preference for slower titration in general, unrelated to any particular patient.</w:t>
       </w:r>
     </w:p>
     <w:p>
@@ -175,7 +135,7 @@
         <w:rPr>
           <w:sz w:val="21"/>
         </w:rPr>
-        <w:t>&gt; Spent some time on long-standing pts and how workup decisions get sequenced.</w:t>
+        <w:t>&gt; The composition of newly referred patients has shifted over the last year or two.</w:t>
       </w:r>
     </w:p>
     <w:p>
@@ -183,7 +143,7 @@
         <w:rPr>
           <w:sz w:val="21"/>
         </w:rPr>
-        <w:t>&gt; Agreed to reconnect at a call later this month; no product discussion.</w:t>
+        <w:t>&gt; Spent some time on older half of panel and how workup decisions get sequenced.</w:t>
       </w:r>
     </w:p>
     <w:p>
@@ -191,15 +151,7 @@
         <w:rPr>
           <w:sz w:val="21"/>
         </w:rPr>
-        <w:t>&gt; Titration scheduling is handled by nursing staff, which practice finds workable.</w:t>
-      </w:r>
-    </w:p>
-    <w:p>
-      <w:r>
-        <w:rPr>
-          <w:sz w:val="21"/>
-        </w:rPr>
-        <w:t>&gt; Asked about my travel schedule, since visits keep landing on the busiest clinic days.</w:t>
+        <w:t>&gt; Onboarding epilepsy fellow is current preoccupation here.</w:t>
       </w:r>
     </w:p>
     <w:p>
@@ -215,7 +167,7 @@
           <w:b/>
           <w:sz w:val="21"/>
         </w:rPr>
-        <w:t>Malika Whitmore, MD, Highmoor Health Neurology, Sioux Falls, SD (RSM)</w:t>
+        <w:t>Imani Eastmond, MD, Granite Bay Epilepsy Center, Chattanooga, TN (RSM)</w:t>
       </w:r>
     </w:p>
     <w:p>
@@ -223,7 +175,7 @@
         <w:rPr>
           <w:sz w:val="21"/>
         </w:rPr>
-        <w:t>&gt; Monitoring intervals during titration are set by clinic routine here rather than by protocol.</w:t>
+        <w:t>&gt; A full meeting in the shared office, first one this quarter.</w:t>
       </w:r>
     </w:p>
     <w:p>
@@ -231,7 +183,223 @@
         <w:rPr>
           <w:sz w:val="21"/>
         </w:rPr>
-        <w:t>&gt; Noted that benefit checks takes longer than clinical decision and that this is not specific to any one product.</w:t>
+        <w:t>&gt; Described how the surgical workup list is triaged now compared with before.</w:t>
+      </w:r>
+    </w:p>
+    <w:p>
+      <w:r>
+        <w:rPr>
+          <w:sz w:val="21"/>
+        </w:rPr>
+        <w:t>&gt; Routine follow-up slots looks better than last year since summer, which shapes how much time there is for anything else.</w:t>
+      </w:r>
+    </w:p>
+    <w:p>
+      <w:r>
+        <w:rPr>
+          <w:sz w:val="21"/>
+        </w:rPr>
+        <w:t>&gt; Talked through the surgical workup list in general terms, without any specific case.</w:t>
+      </w:r>
+    </w:p>
+    <w:p>
+      <w:r>
+        <w:rPr>
+          <w:sz w:val="21"/>
+        </w:rPr>
+      </w:r>
+    </w:p>
+    <w:p>
+      <w:r>
+        <w:rPr>
+          <w:b/>
+          <w:sz w:val="21"/>
+        </w:rPr>
+        <w:t>Delphine Dunmore, MD, Windrow Neuroscience Center, Wichita, KS (AR)</w:t>
+      </w:r>
+    </w:p>
+    <w:p>
+      <w:r>
+        <w:rPr>
+          <w:sz w:val="21"/>
+        </w:rPr>
+        <w:t>&gt; Spent some time on the surgical workup list and how workup decisions get sequenced.</w:t>
+      </w:r>
+    </w:p>
+    <w:p>
+      <w:r>
+        <w:rPr>
+          <w:sz w:val="21"/>
+        </w:rPr>
+        <w:t>&gt; Described how long-standing pts is triaged now compared with before.</w:t>
+      </w:r>
+    </w:p>
+    <w:p>
+      <w:r>
+        <w:rPr>
+          <w:sz w:val="21"/>
+        </w:rPr>
+        <w:t>&gt; Agreed to reconnect at next visit; nothing that needed f/u.</w:t>
+      </w:r>
+    </w:p>
+    <w:p>
+      <w:r>
+        <w:rPr>
+          <w:sz w:val="21"/>
+        </w:rPr>
+        <w:t>&gt; Benefit verification is the step that most often delays a start here.</w:t>
+      </w:r>
+    </w:p>
+    <w:p>
+      <w:r>
+        <w:rPr>
+          <w:sz w:val="21"/>
+        </w:rPr>
+        <w:t>&gt; Most of discussion was about new charting templates, which went live without much warning.</w:t>
+      </w:r>
+    </w:p>
+    <w:p>
+      <w:r>
+        <w:rPr>
+          <w:sz w:val="21"/>
+        </w:rPr>
+      </w:r>
+    </w:p>
+    <w:p>
+      <w:r>
+        <w:rPr>
+          <w:b/>
+          <w:sz w:val="21"/>
+        </w:rPr>
+        <w:t>Nikolai Norrington, MD, Cedar Ridge Regional Epilepsy Program, Duluth, MN (RSM)</w:t>
+      </w:r>
+    </w:p>
+    <w:p>
+      <w:r>
+        <w:rPr>
+          <w:sz w:val="21"/>
+        </w:rPr>
+        <w:t>&gt; Asked about my travel schedule, since visits keep landing on busiest clinic days.</w:t>
+      </w:r>
+    </w:p>
+    <w:p>
+      <w:r>
+        <w:rPr>
+          <w:sz w:val="21"/>
+        </w:rPr>
+        <w:t>&gt; Mentioned a guideline update discussed at journal club but did not raise any specific finding.</w:t>
+      </w:r>
+    </w:p>
+    <w:p>
+      <w:r>
+        <w:rPr>
+          <w:sz w:val="21"/>
+        </w:rPr>
+        <w:t>&gt; Closed there — no materials requested.</w:t>
+      </w:r>
+    </w:p>
+    <w:p>
+      <w:r>
+        <w:rPr>
+          <w:sz w:val="21"/>
+        </w:rPr>
+        <w:t>&gt; Compared notes on which sessions were worth the time.</w:t>
+      </w:r>
+    </w:p>
+    <w:p>
+      <w:r>
+        <w:rPr>
+          <w:sz w:val="21"/>
+        </w:rPr>
+        <w:t>&gt; Referral patterns into this clinic have changed, and surgical workup list is bigger share than it was.</w:t>
+      </w:r>
+    </w:p>
+    <w:p>
+      <w:r>
+        <w:rPr>
+          <w:sz w:val="21"/>
+        </w:rPr>
+      </w:r>
+    </w:p>
+    <w:p>
+      <w:r>
+        <w:rPr>
+          <w:b/>
+          <w:sz w:val="21"/>
+        </w:rPr>
+        <w:t>Kenji Cavanaugh, MD, Highmoor Health Neurology, Tacoma, WA (RSM)</w:t>
+      </w:r>
+    </w:p>
+    <w:p>
+      <w:r>
+        <w:rPr>
+          <w:sz w:val="21"/>
+        </w:rPr>
+        <w:t>&gt; Caught fragmented window over quick coffee between patients.</w:t>
+      </w:r>
+    </w:p>
+    <w:p>
+      <w:r>
+        <w:rPr>
+          <w:sz w:val="21"/>
+        </w:rPr>
+        <w:t>&gt; Spent some time on the older half of the panel and how workup decisions get sequenced.</w:t>
+      </w:r>
+    </w:p>
+    <w:p>
+      <w:r>
+        <w:rPr>
+          <w:sz w:val="21"/>
+        </w:rPr>
+        <w:t>&gt; Asked whether I had seen a guideline update discussed at journal club; I had not, and offered nothing in return.</w:t>
+      </w:r>
+    </w:p>
+    <w:p>
+      <w:r>
+        <w:rPr>
+          <w:sz w:val="21"/>
+        </w:rPr>
+        <w:t>&gt; The appeals process has improved somewhat, which came up as general frustration.</w:t>
+      </w:r>
+    </w:p>
+    <w:p>
+      <w:r>
+        <w:rPr>
+          <w:sz w:val="21"/>
+        </w:rPr>
+        <w:t>&gt; Asked whether I would be at the meeting later this year.</w:t>
+      </w:r>
+    </w:p>
+    <w:p>
+      <w:r>
+        <w:rPr>
+          <w:sz w:val="21"/>
+        </w:rPr>
+      </w:r>
+    </w:p>
+    <w:p>
+      <w:r>
+        <w:rPr>
+          <w:b/>
+          <w:sz w:val="21"/>
+        </w:rPr>
+        <w:t>Fiona Gallagher, MD, Great Lakes Epilepsy Institute, Madison, WI (RSM)</w:t>
+      </w:r>
+    </w:p>
+    <w:p>
+      <w:r>
+        <w:rPr>
+          <w:sz w:val="21"/>
+        </w:rPr>
+        <w:t>&gt; Stopped by in the corridor for a full convo.</w:t>
+      </w:r>
+    </w:p>
+    <w:p>
+      <w:r>
+        <w:rPr>
+          <w:sz w:val="21"/>
+        </w:rPr>
+        <w:t>&gt; The appeals process varies by payer, which came up as a general frustration.</w:t>
       </w:r>
     </w:p>
     <w:p>
@@ -255,7 +423,7 @@
           <w:b/>
           <w:sz w:val="21"/>
         </w:rPr>
-        <w:t>Quentin Lammermoor, MD, Riverstone Comprehensive Epilepsy Clinic, Boise, ID (AR)</w:t>
+        <w:t>Viraj Galbraith, MD, Quarry Hill Epilepsy Center, Little Rock, AR (RSM)</w:t>
       </w:r>
     </w:p>
     <w:p>
@@ -263,7 +431,7 @@
         <w:rPr>
           <w:sz w:val="21"/>
         </w:rPr>
-        <w:t>&gt; A half-hour convo in the workroom, mostly logistics.</w:t>
+        <w:t>&gt; Most of discussion was about prior-authorization workflow, which has not settled.</w:t>
       </w:r>
     </w:p>
     <w:p>
@@ -271,7 +439,7 @@
         <w:rPr>
           <w:sz w:val="21"/>
         </w:rPr>
-        <w:t>&gt; Spent some time on pediatric-to-adult transfers and how workup decisions get sequenced.</w:t>
+        <w:t>&gt; Closed there — no specific request.</w:t>
       </w:r>
     </w:p>
     <w:p>
@@ -279,7 +447,7 @@
         <w:rPr>
           <w:sz w:val="21"/>
         </w:rPr>
-        <w:t>&gt; Benefit verification is step that most often delays a start here.</w:t>
+        <w:t>&gt; Asked whether I had seen a review that circulated on the service; I had not, and offered nothing in return.</w:t>
       </w:r>
     </w:p>
     <w:p>
@@ -287,7 +455,7 @@
         <w:rPr>
           <w:sz w:val="21"/>
         </w:rPr>
-        <w:t>&gt; Nothing actionable this visit. Safety items asked about and confirmed none.</w:t>
+        <w:t>&gt; Titration habits came up in general terms; no specifics were discussed and none were offered.</w:t>
       </w:r>
     </w:p>
     <w:p>
@@ -295,7 +463,7 @@
         <w:rPr>
           <w:sz w:val="21"/>
         </w:rPr>
-        <w:t>&gt; The scheduling system has not settled, and that took up first part of convo.</w:t>
+        <w:t>&gt; Spent some time on surgical workup list and how workup decisions get sequenced.</w:t>
       </w:r>
     </w:p>
     <w:p>
@@ -311,7 +479,7 @@
           <w:b/>
           <w:sz w:val="21"/>
         </w:rPr>
-        <w:t>Arvind Corliss, MD, Bluestem Comprehensive Epilepsy Clinic, Lakeland, FL (RSM)</w:t>
+        <w:t>Camila Larkspur, MD, Kestrel Comprehensive Epilepsy Clinic, Little Rock, AR (RSM)</w:t>
       </w:r>
     </w:p>
     <w:p>
@@ -319,23 +487,7 @@
         <w:rPr>
           <w:sz w:val="21"/>
         </w:rPr>
-        <w:t>&gt; Titration habits came up in general terms; no specifics were discussed and none were offered.</w:t>
-      </w:r>
-    </w:p>
-    <w:p>
-      <w:r>
-        <w:rPr>
-          <w:sz w:val="21"/>
-        </w:rPr>
-        <w:t>&gt; The phone triage line went live without much warning, and that took up first part of convo.</w:t>
-      </w:r>
-    </w:p>
-    <w:p>
-      <w:r>
-        <w:rPr>
-          <w:sz w:val="21"/>
-        </w:rPr>
-        <w:t>&gt; Noted that formulary questions is handled by one person here and that this is not specific to any one product.</w:t>
+        <w:t>&gt; Asked whether I had seen a guideline update discussed at journal club; I had not, and offered nothing in return.</w:t>
       </w:r>
     </w:p>
     <w:p>
@@ -351,7 +503,23 @@
         <w:rPr>
           <w:sz w:val="21"/>
         </w:rPr>
-        <w:t>&gt; Left it at that, with the next visit to be scheduled.</w:t>
+        <w:t>&gt; Noted that benefit checks remains the slowest step and that this is not specific to any one product.</w:t>
+      </w:r>
+    </w:p>
+    <w:p>
+      <w:r>
+        <w:rPr>
+          <w:sz w:val="21"/>
+        </w:rPr>
+        <w:t>&gt; Onboarding rotating resident is current preoccupation here.</w:t>
+      </w:r>
+    </w:p>
+    <w:p>
+      <w:r>
+        <w:rPr>
+          <w:sz w:val="21"/>
+        </w:rPr>
+        <w:t>&gt; Referral patterns into this clinic have changed, and the surgical workup list is bigger share than it was.</w:t>
       </w:r>
     </w:p>
     <w:p>
@@ -367,7 +535,7 @@
           <w:b/>
           <w:sz w:val="21"/>
         </w:rPr>
-        <w:t>Yannick Nakagawa, MD, Granite Bay Epilepsy Center, Toledo, OH (RSM)</w:t>
+        <w:t>Rosalind Kettleborn, MD, Ember Lake Medical Group, Providence, RI (RSM)</w:t>
       </w:r>
     </w:p>
     <w:p>
@@ -375,7 +543,7 @@
         <w:rPr>
           <w:sz w:val="21"/>
         </w:rPr>
-        <w:t>&gt; Talked through long-standing pts in general terms, without any specific case.</w:t>
+        <w:t>&gt; A twenty-minute conversation between clinic blocks, mostly logistics.</w:t>
       </w:r>
     </w:p>
     <w:p>
@@ -383,7 +551,7 @@
         <w:rPr>
           <w:sz w:val="21"/>
         </w:rPr>
-        <w:t>&gt; Described preference for slower titration in general, unrelated to any particular pt.</w:t>
+        <w:t>&gt; Asked about my travel schedule, since visits keep landing on busiest clinic days.</w:t>
       </w:r>
     </w:p>
     <w:p>
@@ -391,23 +559,7 @@
         <w:rPr>
           <w:sz w:val="21"/>
         </w:rPr>
-        <w:t>&gt; Most of the discussion was about the prior-authorization workflow, which has not settled.</w:t>
-      </w:r>
-    </w:p>
-    <w:p>
-      <w:r>
-        <w:rPr>
-          <w:sz w:val="21"/>
-        </w:rPr>
-        <w:t>&gt; Benefit verification is the step that most often delays start here.</w:t>
-      </w:r>
-    </w:p>
-    <w:p>
-      <w:r>
-        <w:rPr>
-          <w:sz w:val="21"/>
-        </w:rPr>
-        <w:t>&gt; Agreed to reconnect at the following quarter; no materials requested.</w:t>
+        <w:t>&gt; Asked whether I had seen case series someone forwarded; I had not, and offered nothing in return.</w:t>
       </w:r>
     </w:p>
     <w:p>
@@ -423,7 +575,7 @@
           <w:b/>
           <w:sz w:val="21"/>
         </w:rPr>
-        <w:t>Niamh Inverness, MD, Kestrel Comprehensive Epilepsy Clinic, Worcester, MA (RSM)</w:t>
+        <w:t>Renata Cavanaugh, MD, Northbrook Neurology Institute, Albany, NY (RSM)</w:t>
       </w:r>
     </w:p>
     <w:p>
@@ -431,7 +583,7 @@
         <w:rPr>
           <w:sz w:val="21"/>
         </w:rPr>
-        <w:t>&gt; Stopped by in conference room for an unhurried conversation.</w:t>
+        <w:t>&gt; Caught a fragmented window in corridor between patients.</w:t>
       </w:r>
     </w:p>
     <w:p>
@@ -439,7 +591,7 @@
         <w:rPr>
           <w:sz w:val="21"/>
         </w:rPr>
-        <w:t>&gt; Agreed to reconnect at a call later this month; no specific request.</w:t>
+        <w:t>&gt; Described how the refractory group is triaged now compared with before.</w:t>
       </w:r>
     </w:p>
     <w:p>
@@ -447,7 +599,7 @@
         <w:rPr>
           <w:sz w:val="21"/>
         </w:rPr>
-        <w:t>&gt; Titration scheduling is handled by nursing staff, which practice finds workable.</w:t>
+        <w:t>&gt; Described preference for slower titration in general, unrelated to any particular patient.</w:t>
       </w:r>
     </w:p>
     <w:p>
@@ -455,7 +607,7 @@
         <w:rPr>
           <w:sz w:val="21"/>
         </w:rPr>
-        <w:t>&gt; Coverage paperwork varies by payer, which came up as a general frustration.</w:t>
+        <w:t>&gt; Clinic throughput keeps slipping since the summer, which shapes how much time there is for anything else.</w:t>
       </w:r>
     </w:p>
     <w:p>
@@ -463,7 +615,7 @@
         <w:rPr>
           <w:sz w:val="21"/>
         </w:rPr>
-        <w:t>&gt; Asked about my travel schedule, since visits keep landing on busiest clinic days.</w:t>
+        <w:t>&gt; Closed there — no product discussion.</w:t>
       </w:r>
     </w:p>
     <w:p>
@@ -479,7 +631,7 @@
           <w:b/>
           <w:sz w:val="21"/>
         </w:rPr>
-        <w:t>Nikolai Barrowman, MD, Bluestem Comprehensive Epilepsy Clinic, Springfield, MO (AR)</w:t>
+        <w:t>Mateo Ivanetti, MD, Bayview Health Neurology, Burlington, VT (RSM)</w:t>
       </w:r>
     </w:p>
     <w:p>
@@ -487,7 +639,7 @@
         <w:rPr>
           <w:sz w:val="21"/>
         </w:rPr>
-        <w:t>&gt; Described a preference for slower titration in general, unrelated to any particular pt.</w:t>
+        <w:t>&gt; Referenced a review that circulated on service in passing.</w:t>
       </w:r>
     </w:p>
     <w:p>
@@ -495,7 +647,7 @@
         <w:rPr>
           <w:sz w:val="21"/>
         </w:rPr>
-        <w:t>&gt; Referral patterns into this clinic have changed, and the older half of the panel is bigger share than it was.</w:t>
+        <w:t>&gt; Agreed to reconnect at the following quarter; nothing that needed f/u.</w:t>
       </w:r>
     </w:p>
     <w:p>
@@ -503,7 +655,15 @@
         <w:rPr>
           <w:sz w:val="21"/>
         </w:rPr>
-        <w:t>&gt; The pt portal changed again last month, and that took up first part of conversation.</w:t>
+        <w:t>&gt; The appeals process is handled by one person here, which came up as general frustration.</w:t>
+      </w:r>
+    </w:p>
+    <w:p>
+      <w:r>
+        <w:rPr>
+          <w:sz w:val="21"/>
+        </w:rPr>
+        <w:t>&gt; The composition of the refractory group has shifted over the last year or two.</w:t>
       </w:r>
     </w:p>
     <w:p>
@@ -527,7 +687,7 @@
           <w:b/>
           <w:sz w:val="21"/>
         </w:rPr>
-        <w:t>Fiona Gallagher, MD, Great Lakes Epilepsy Institute, Madison, WI (RSM)</w:t>
+        <w:t>Anjali Rusnak, MD, Ironwood Neurology Associates, Provo, UT (RSM)</w:t>
       </w:r>
     </w:p>
     <w:p>
@@ -535,7 +695,7 @@
         <w:rPr>
           <w:sz w:val="21"/>
         </w:rPr>
-        <w:t>&gt; Caught a half-hour window in the corridor between pts.</w:t>
+        <w:t>&gt; Asked about my travel schedule, since visits keep landing on the busiest clinic days.</w:t>
       </w:r>
     </w:p>
     <w:p>
@@ -543,7 +703,7 @@
         <w:rPr>
           <w:sz w:val="21"/>
         </w:rPr>
-        <w:t>&gt; The scheduling system has not settled, and that took up first part of conversation.</w:t>
+        <w:t>&gt; No specific request this time. Asked about safety and confirmed nothing to report.</w:t>
       </w:r>
     </w:p>
     <w:p>
@@ -551,7 +711,7 @@
         <w:rPr>
           <w:sz w:val="21"/>
         </w:rPr>
-        <w:t>&gt; Nothing that needed f/u this time. Asked about safety and confirmed nothing to report.</w:t>
+        <w:t>&gt; Referenced guideline update discussed at journal club in passing.</w:t>
       </w:r>
     </w:p>
     <w:p>
@@ -559,7 +719,7 @@
         <w:rPr>
           <w:sz w:val="21"/>
         </w:rPr>
-        <w:t>&gt; The travel schedule this year came up, and little else.</w:t>
+        <w:t>&gt; Talked through refractory group in general terms, without any specific case.</w:t>
       </w:r>
     </w:p>
     <w:p>
@@ -567,135 +727,7 @@
         <w:rPr>
           <w:sz w:val="21"/>
         </w:rPr>
-        <w:t>&gt; Asked whether I had seen session summary from colleague; I had not, and offered nothing in return.</w:t>
-      </w:r>
-    </w:p>
-    <w:p>
-      <w:r>
-        <w:rPr>
-          <w:sz w:val="21"/>
-        </w:rPr>
-      </w:r>
-    </w:p>
-    <w:p>
-      <w:r>
-        <w:rPr>
-          <w:b/>
-          <w:sz w:val="21"/>
-        </w:rPr>
-        <w:t>Lachlan Stanhope, MD, Palmetto Neurology Institute, Syracuse, NY (AR)</w:t>
-      </w:r>
-    </w:p>
-    <w:p>
-      <w:r>
-        <w:rPr>
-          <w:sz w:val="21"/>
-        </w:rPr>
-        <w:t>&gt; Monitoring intervals during titration are set by clinic routine here rather than by protocol.</w:t>
-      </w:r>
-    </w:p>
-    <w:p>
-      <w:r>
-        <w:rPr>
-          <w:sz w:val="21"/>
-        </w:rPr>
-        <w:t>&gt; Benefit verification is the step that most often delays start here.</w:t>
-      </w:r>
-    </w:p>
-    <w:p>
-      <w:r>
-        <w:rPr>
-          <w:sz w:val="21"/>
-        </w:rPr>
-        <w:t>&gt; The composition of long-standing patients has shifted over the last year or two.</w:t>
-      </w:r>
-    </w:p>
-    <w:p>
-      <w:r>
-        <w:rPr>
-          <w:sz w:val="21"/>
-        </w:rPr>
-        <w:t>&gt; The phone triage line is being piloted this quarter, and that took up the first part of the conversation.</w:t>
-      </w:r>
-    </w:p>
-    <w:p>
-      <w:r>
-        <w:rPr>
-          <w:sz w:val="21"/>
-        </w:rPr>
-      </w:r>
-    </w:p>
-    <w:p>
-      <w:r>
-        <w:rPr>
-          <w:b/>
-          <w:sz w:val="21"/>
-        </w:rPr>
-        <w:t>Fabian Galbraith, MD, Palmetto Neurology Institute, Akron, OH (RSM)</w:t>
-      </w:r>
-    </w:p>
-    <w:p>
-      <w:r>
-        <w:rPr>
-          <w:sz w:val="21"/>
-        </w:rPr>
-        <w:t>&gt; An unexpectedly long conversation in the back office, mostly logistics.</w:t>
-      </w:r>
-    </w:p>
-    <w:p>
-      <w:r>
-        <w:rPr>
-          <w:sz w:val="21"/>
-        </w:rPr>
-        <w:t>&gt; Asked whether I had seen case series someone forwarded; I had not, and offered nothing in return.</w:t>
-      </w:r>
-    </w:p>
-    <w:p>
-      <w:r>
-        <w:rPr>
-          <w:sz w:val="21"/>
-        </w:rPr>
-        <w:t>&gt; Titration habits came up in general terms; no specifics were discussed and none were offered.</w:t>
-      </w:r>
-    </w:p>
-    <w:p>
-      <w:r>
-        <w:rPr>
-          <w:sz w:val="21"/>
-        </w:rPr>
-      </w:r>
-    </w:p>
-    <w:p>
-      <w:r>
-        <w:rPr>
-          <w:b/>
-          <w:sz w:val="21"/>
-        </w:rPr>
-        <w:t>Gaspar Ostrander, MD, Riverstone Comprehensive Epilepsy Clinic, Burlington, VT (RSM)</w:t>
-      </w:r>
-    </w:p>
-    <w:p>
-      <w:r>
-        <w:rPr>
-          <w:sz w:val="21"/>
-        </w:rPr>
-        <w:t>&gt; The practice lost the clinic pharmacist and has not backfilled, so clinic throughput keeps slipping.</w:t>
-      </w:r>
-    </w:p>
-    <w:p>
-      <w:r>
-        <w:rPr>
-          <w:sz w:val="21"/>
-        </w:rPr>
-        <w:t>&gt; Most of the discussion was about the scheduling system, which is being piloted this quarter.</w:t>
-      </w:r>
-    </w:p>
-    <w:p>
-      <w:r>
-        <w:rPr>
-          <w:sz w:val="21"/>
-        </w:rPr>
-        <w:t>&gt; The travel schedule this year came up, and little else.</w:t>
+        <w:t>&gt; Mostly small talk about the program and the venue.</w:t>
       </w:r>
     </w:p>
     <w:p>
